--- a/Week_2_Exploratory_Testing_Report_Online_Student_Management_Portal.docx
+++ b/Week_2_Exploratory_Testing_Report_Online_Student_Management_Portal.docx
@@ -224,6 +224,31 @@
             <w:shd w:fill="F2F6FA"/>
           </w:tcPr>
           <w:p>
+            <w:r>
+              <w:t>Report date</w:t>
+            </w:r>
+          </w:p>
+        </w:tc>
+        <w:tc>
+          <w:tcPr>
+            <w:tcW w:type="dxa" w:w="6624"/>
+            <w:vAlign w:val="center"/>
+            <w:shd w:fill="F2F6FA"/>
+          </w:tcPr>
+          <w:p>
+            <w:r>
+              <w:t>30 August 2026</w:t>
+            </w:r>
+          </w:p>
+        </w:tc>
+      </w:tr>
+      <w:tr>
+        <w:tc>
+          <w:tcPr>
+            <w:tcW w:type="dxa" w:w="2880"/>
+            <w:vAlign w:val="center"/>
+          </w:tcPr>
+          <w:p>
             <w:pPr>
               <w:spacing w:after="40"/>
             </w:pPr>
@@ -231,7 +256,44 @@
               <w:rPr>
                 <w:sz w:val="17"/>
               </w:rPr>
-              <w:t>Date</w:t>
+              <w:t>Target</w:t>
+            </w:r>
+          </w:p>
+        </w:tc>
+        <w:tc>
+          <w:tcPr>
+            <w:tcW w:type="dxa" w:w="6624"/>
+            <w:vAlign w:val="center"/>
+          </w:tcPr>
+          <w:p>
+            <w:pPr>
+              <w:spacing w:after="40"/>
+            </w:pPr>
+            <w:r>
+              <w:rPr>
+                <w:sz w:val="17"/>
+              </w:rPr>
+              <w:t>Hypothetical Online Student Management Portal</w:t>
+            </w:r>
+          </w:p>
+        </w:tc>
+      </w:tr>
+      <w:tr>
+        <w:tc>
+          <w:tcPr>
+            <w:tcW w:type="dxa" w:w="2880"/>
+            <w:vAlign w:val="center"/>
+            <w:shd w:fill="F2F6FA"/>
+          </w:tcPr>
+          <w:p>
+            <w:pPr>
+              <w:spacing w:after="40"/>
+            </w:pPr>
+            <w:r>
+              <w:rPr>
+                <w:sz w:val="17"/>
+              </w:rPr>
+              <w:t>Total planned effort</w:t>
             </w:r>
           </w:p>
         </w:tc>
@@ -249,7 +311,7 @@
               <w:rPr>
                 <w:sz w:val="17"/>
               </w:rPr>
-              <w:t>6 October 2026</w:t>
+              <w:t>32 hours across eight time-boxed sessions</w:t>
             </w:r>
           </w:p>
         </w:tc>
@@ -258,7 +320,7 @@
         <w:tc>
           <w:tcPr>
             <w:tcW w:type="dxa" w:w="2880"/>
-            <w:vAlign w:val="center"/>
+            <w:shd w:fill="F2F6FA"/>
           </w:tcPr>
           <w:p>
             <w:pPr>
@@ -266,16 +328,16 @@
             </w:pPr>
             <w:r>
               <w:rPr>
+                <w:color w:val="26303C"/>
                 <w:sz w:val="17"/>
               </w:rPr>
-              <w:t>Target</w:t>
+              <w:t>Internship period</w:t>
             </w:r>
           </w:p>
         </w:tc>
         <w:tc>
           <w:tcPr>
             <w:tcW w:type="dxa" w:w="6624"/>
-            <w:vAlign w:val="center"/>
           </w:tcPr>
           <w:p>
             <w:pPr>
@@ -283,47 +345,10 @@
             </w:pPr>
             <w:r>
               <w:rPr>
+                <w:color w:val="26303C"/>
                 <w:sz w:val="17"/>
               </w:rPr>
-              <w:t>Hypothetical Online Student Management Portal</w:t>
-            </w:r>
-          </w:p>
-        </w:tc>
-      </w:tr>
-      <w:tr>
-        <w:tc>
-          <w:tcPr>
-            <w:tcW w:type="dxa" w:w="2880"/>
-            <w:vAlign w:val="center"/>
-            <w:shd w:fill="F2F6FA"/>
-          </w:tcPr>
-          <w:p>
-            <w:pPr>
-              <w:spacing w:after="40"/>
-            </w:pPr>
-            <w:r>
-              <w:rPr>
-                <w:sz w:val="17"/>
-              </w:rPr>
-              <w:t>Total planned effort</w:t>
-            </w:r>
-          </w:p>
-        </w:tc>
-        <w:tc>
-          <w:tcPr>
-            <w:tcW w:type="dxa" w:w="6624"/>
-            <w:vAlign w:val="center"/>
-            <w:shd w:fill="F2F6FA"/>
-          </w:tcPr>
-          <w:p>
-            <w:pPr>
-              <w:spacing w:after="40"/>
-            </w:pPr>
-            <w:r>
-              <w:rPr>
-                <w:sz w:val="17"/>
-              </w:rPr>
-              <w:t>32 hours across eight time-boxed sessions</w:t>
+              <w:t>21 August 2026 to 2 October 2026</w:t>
             </w:r>
           </w:p>
         </w:tc>
@@ -362,9 +387,7 @@
       <w:pPr>
         <w:widowControl/>
       </w:pPr>
-      <w:r>
-        <w:br w:type="page"/>
-      </w:r>
+      <w:r/>
     </w:p>
     <w:p>
       <w:pPr>
@@ -513,7 +536,7 @@
               <w:rPr>
                 <w:sz w:val="16"/>
               </w:rPr>
-              <w:t>6 Oct 2026</w:t>
+              <w:t>30 Aug 2026</w:t>
             </w:r>
           </w:p>
         </w:tc>

--- a/Week_2_Exploratory_Testing_Report_Online_Student_Management_Portal.docx
+++ b/Week_2_Exploratory_Testing_Report_Online_Student_Management_Portal.docx
@@ -225,6 +225,9 @@
           </w:tcPr>
           <w:p>
             <w:r>
+              <w:rPr>
+                <w:sz w:val="17"/>
+              </w:rPr>
               <w:t>Report date</w:t>
             </w:r>
           </w:p>
@@ -237,6 +240,9 @@
           </w:tcPr>
           <w:p>
             <w:r>
+              <w:rPr>
+                <w:sz w:val="17"/>
+              </w:rPr>
               <w:t>30 August 2026</w:t>
             </w:r>
           </w:p>
@@ -328,7 +334,6 @@
             </w:pPr>
             <w:r>
               <w:rPr>
-                <w:color w:val="26303C"/>
                 <w:sz w:val="17"/>
               </w:rPr>
               <w:t>Internship period</w:t>
@@ -345,7 +350,6 @@
             </w:pPr>
             <w:r>
               <w:rPr>
-                <w:color w:val="26303C"/>
                 <w:sz w:val="17"/>
               </w:rPr>
               <w:t>21 August 2026 to 2 October 2026</w:t>
